--- a/html_report/public/AskInfer-Bench_正式Proposal精简版.docx
+++ b/html_report/public/AskInfer-Bench_正式Proposal精简版.docx
@@ -131,7 +131,7 @@
                 <w:color w:val="5B6B7A"/>
                 <w:sz w:val="21"/>
               </w:rPr>
-              <w:t>v0.60 · 正式精简版</w:t>
+              <w:t>v0.61 · 正式精简版</w:t>
             </w:r>
           </w:p>
         </w:tc>
@@ -189,7 +189,7 @@
                 <w:color w:val="5B6B7A"/>
                 <w:sz w:val="21"/>
               </w:rPr>
-              <w:t>2026 年 8 月 24 日</w:t>
+              <w:t>2026 年 9 月 3 日</w:t>
             </w:r>
           </w:p>
         </w:tc>
@@ -443,7 +443,7 @@
               <a:graphicData uri="http://schemas.openxmlformats.org/drawingml/2006/picture">
                 <pic:pic>
                   <pic:nvPicPr>
-                    <pic:cNvPr id="0" name="AskInfer-Bench_评测框架_v0.60.png"/>
+                    <pic:cNvPr id="0" name="AskInfer-Bench_评测框架_v0.61.png"/>
                     <pic:cNvPicPr/>
                   </pic:nvPicPr>
                   <pic:blipFill>
@@ -983,7 +983,65 @@
         <w:rPr>
           <w:rFonts w:ascii="Calibri" w:hAnsi="Calibri" w:eastAsia="PingFang SC"/>
         </w:rPr>
-        <w:t>PDR tasks 可作 DR source shell，structured persona 可作 bridge 条件；但每个确认性 case 仍须重新冻结 task-conditioned nodes、</w:t>
+        <w:t xml:space="preserve">PDR 的 50 题先全部按 </w:t>
+      </w:r>
+      <w:r>
+        <w:rPr>
+          <w:rFonts w:ascii="Courier New" w:hAnsi="Courier New" w:eastAsia="PingFang SC"/>
+          <w:color w:val="6A3E00"/>
+          <w:sz w:val="20"/>
+        </w:rPr>
+        <w:t>Personalization leverage=0/1/2</w:t>
+      </w:r>
+      <w:r>
+        <w:rPr>
+          <w:rFonts w:ascii="Calibri" w:hAnsi="Calibri" w:eastAsia="PingFang SC"/>
+        </w:rPr>
+        <w:t xml:space="preserve"> 标注，不随机抽样，也不按 domain 配额。leverage=2 只表示用户差异应改变内容、约束、证据或结论；进入主 slice 还必须通过非表面改变、history 可取证、2–4 个可验证 dimensions、真实 DR 需求、人口/关键词投射和 task–profile 冲突门。</w:t>
+      </w:r>
+    </w:p>
+    <w:p>
+      <w:r>
+        <w:rPr>
+          <w:rFonts w:ascii="Calibri" w:hAnsi="Calibri" w:eastAsia="PingFang SC"/>
+        </w:rPr>
+        <w:t xml:space="preserve">当前 provisional 15 题为 </w:t>
+      </w:r>
+      <w:r>
+        <w:rPr>
+          <w:rFonts w:ascii="Courier New" w:hAnsi="Courier New" w:eastAsia="PingFang SC"/>
+          <w:color w:val="6A3E00"/>
+          <w:sz w:val="20"/>
+        </w:rPr>
+        <w:t>1, 4, 5, 6, 9, 10, 11, 16, 21, 22, 30, 33, 35, 39, 49</w:t>
+      </w:r>
+      <w:r>
+        <w:rPr>
+          <w:rFonts w:ascii="Calibri" w:hAnsi="Calibri" w:eastAsia="PingFang SC"/>
+        </w:rPr>
+        <w:t xml:space="preserve">，覆盖 Education 3、Career 3、Health 1、Travel 1、Finance 2、Creative 1、Shopping 2、Real Estate 1、Parenting 1；分布是结果，不是配额。官方映射在这 15 题上共有 76 个 bridge pair，因为公开 task 10 有 6 位用户。完整 50 题表与规则位于 </w:t>
+      </w:r>
+      <w:r>
+        <w:rPr>
+          <w:rFonts w:ascii="Courier New" w:hAnsi="Courier New" w:eastAsia="PingFang SC"/>
+          <w:color w:val="6A3E00"/>
+          <w:sz w:val="20"/>
+        </w:rPr>
+        <w:t>data/pdr_diagnostic_slice_v0_61/</w:t>
+      </w:r>
+      <w:r>
+        <w:rPr>
+          <w:rFonts w:ascii="Calibri" w:hAnsi="Calibri" w:eastAsia="PingFang SC"/>
+        </w:rPr>
+        <w:t>。</w:t>
+      </w:r>
+    </w:p>
+    <w:p>
+      <w:r>
+        <w:rPr>
+          <w:rFonts w:ascii="Calibri" w:hAnsi="Calibri" w:eastAsia="PingFang SC"/>
+        </w:rPr>
+        <w:t>PDR tasks 可作 DR source shell，structured persona 可作 bridge 条件；但这 15 题仍须双人盲化复标，A/B pair 另行选择，并重新冻结 task-conditioned nodes、</w:t>
       </w:r>
       <w:r>
         <w:rPr>
@@ -997,7 +1055,7 @@
         <w:rPr>
           <w:rFonts w:ascii="Calibri" w:hAnsi="Calibri" w:eastAsia="PingFang SC"/>
         </w:rPr>
-        <w:t>、history evidence、matched/swapped 和 human rubric。官方 persona 不能直接进入 Ask 主条件，simulated context 不能称为自然 history。</w:t>
+        <w:t>、自然 history evidence、matched/swapped 和 human rubric。年龄/性别/职业标签不计作 preference node，儿童状态须有行为或照护证据；Finance/Health/Real Estate 须经专家安全与可行性复核。官方 persona 不能直接进入 Ask 主条件，simulated context 不能称为自然 history；禁止根据 agent 输出替换任务。</w:t>
       </w:r>
     </w:p>
     <w:p>
@@ -1275,7 +1333,7 @@
         <w:rPr>
           <w:rFonts w:ascii="Calibri" w:hAnsi="Calibri" w:eastAsia="PingFang SC"/>
         </w:rPr>
-        <w:t>条件性主实验目标 24 个独立基础任务（8/8/8），Infer/PDR bridge 保留 8–12 个 DR 任务。最终 agent、repeat 和 family 数由 pilot family-level 方差与最小实际重要差异做功效模拟后冻结。统计单位是基础任务，不是 user、pair、seed、turn 或 leaf。</w:t>
+        <w:t>条件性主实验把通过人工 qualification 的 15 个 PDR task 作为共享 DR overlap pool；Coding/Data 各暂按 8 个独立任务规划，上限为 31 个基础任务。最终规模由 pilot family-level 方差、资格通过率、成本与最小实际重要差异做功效模拟后冻结，不得看 agent 输出删题。统计单位是基础任务，不是 user、pair、seed、turn 或 leaf。</w:t>
       </w:r>
     </w:p>
     <w:p>
@@ -1918,7 +1976,7 @@
         <w:color w:val="5B6B7A"/>
         <w:sz w:val="18"/>
       </w:rPr>
-      <w:t xml:space="preserve">2026-8-24   ·   </w:t>
+      <w:t xml:space="preserve">2026-9-3   ·   </w:t>
     </w:r>
     <w:r>
       <w:rPr>
@@ -1951,7 +2009,7 @@
         <w:color w:val="5B6B7A"/>
         <w:sz w:val="18"/>
       </w:rPr>
-      <w:t xml:space="preserve">2026-8-24   ·   </w:t>
+      <w:t xml:space="preserve">2026-9-3   ·   </w:t>
     </w:r>
     <w:r>
       <w:rPr>
@@ -1984,7 +2042,7 @@
         <w:color w:val="5B6B7A"/>
         <w:sz w:val="18"/>
       </w:rPr>
-      <w:t xml:space="preserve">2026-8-24   ·   </w:t>
+      <w:t xml:space="preserve">2026-9-3   ·   </w:t>
     </w:r>
     <w:r>
       <w:rPr>

--- a/html_report/public/AskInfer-Bench_正式Proposal精简版.docx
+++ b/html_report/public/AskInfer-Bench_正式Proposal精简版.docx
@@ -131,7 +131,7 @@
                 <w:color w:val="5B6B7A"/>
                 <w:sz w:val="21"/>
               </w:rPr>
-              <w:t>v0.61 · 正式精简版</w:t>
+              <w:t>v0.62 · 正式精简版</w:t>
             </w:r>
           </w:p>
         </w:tc>
@@ -443,7 +443,7 @@
               <a:graphicData uri="http://schemas.openxmlformats.org/drawingml/2006/picture">
                 <pic:pic>
                   <pic:nvPicPr>
-                    <pic:cNvPr id="0" name="AskInfer-Bench_评测框架_v0.61.png"/>
+                    <pic:cNvPr id="0" name="AskInfer-Bench_评测框架_v0.62.png"/>
                     <pic:cNvPicPr/>
                   </pic:nvPicPr>
                   <pic:blipFill>
@@ -1311,7 +1311,7 @@
         <w:rPr>
           <w:rFonts w:ascii="Calibri" w:hAnsi="Calibri" w:eastAsia="PingFang SC"/>
         </w:rPr>
-        <w:t xml:space="preserve">Novelty-kill pilot：6 个基础任务（每个 vertical 2 个）× 3 个 </w:t>
+        <w:t xml:space="preserve">Novelty-kill pilot 冻结 PDR-T01、PDR-T30、SW001、SW013、DA003、DA015。每题一个 A/B 用户对，在 node 层覆盖 high/low/zero </w:t>
       </w:r>
       <w:r>
         <w:rPr>
@@ -1325,7 +1325,7 @@
         <w:rPr>
           <w:rFonts w:ascii="Calibri" w:hAnsi="Calibri" w:eastAsia="PingFang SC"/>
         </w:rPr>
-        <w:t xml:space="preserve"> strata × 4 个 agent × A0/A1/A2，约 216 个 Ask episode；2 个 DR 任务追加 I0–I3。该规模只验证操纵、日志、rubric 和近邻增量。</w:t>
+        <w:t>；Ask 跑 A0/A1/A2，两个 DR 题另跑 I1 history 与 I3 Full-Persona bridge，A0=I0、A2=I2 精确复用。Codex CLI、Claude Code、Gemini CLI 三个必跑系统共 114 个唯一 episode；条件性加入 OpenHands 后为 152。matched block 在 2–6 小时内随机顺序完成，整批目标 48–72 小时并重跑 5%–10% anchors。该规模只验证操纵、日志、rubric 和近邻增量。</w:t>
       </w:r>
     </w:p>
     <w:p>
@@ -1333,7 +1333,7 @@
         <w:rPr>
           <w:rFonts w:ascii="Calibri" w:hAnsi="Calibri" w:eastAsia="PingFang SC"/>
         </w:rPr>
-        <w:t>条件性主实验把通过人工 qualification 的 15 个 PDR task 作为共享 DR overlap pool；Coding/Data 各暂按 8 个独立任务规划，上限为 31 个基础任务。最终规模由 pilot family-level 方差、资格通过率、成本与最小实际重要差异做功效模拟后冻结，不得看 agent 输出删题。统计单位是基础任务，不是 user、pair、seed、turn 或 leaf。</w:t>
+        <w:t>9 月 14 日过门后，第一轮只扩到 12 个独立基础任务（Deep Research、Coding、Data 各 4 个），作为截止期内 scoped agent-system leaderboard 的候选规模。通过人工 qualification 的 15 个 PDR task 加 Coding/Data 各 8 个只构成后续 31 题规划上限，不是两周承诺。最终规模由 pilot family-level 方差、资格通过率、成本与最小实际重要差异做功效模拟后冻结，不得看 agent 输出删题。统计单位是基础任务，不是 user、pair、seed、turn 或 leaf。</w:t>
       </w:r>
     </w:p>
     <w:p>

--- a/html_report/public/AskInfer-Bench_正式Proposal精简版.docx
+++ b/html_report/public/AskInfer-Bench_正式Proposal精简版.docx
@@ -131,7 +131,7 @@
                 <w:color w:val="5B6B7A"/>
                 <w:sz w:val="21"/>
               </w:rPr>
-              <w:t>v0.62 · 正式精简版</w:t>
+              <w:t>v0.63 · 正式精简版</w:t>
             </w:r>
           </w:p>
         </w:tc>
@@ -189,7 +189,7 @@
                 <w:color w:val="5B6B7A"/>
                 <w:sz w:val="21"/>
               </w:rPr>
-              <w:t>2026 年 9 月 3 日</w:t>
+              <w:t>2026 年 9 月 4 日</w:t>
             </w:r>
           </w:p>
         </w:tc>
@@ -710,6 +710,28 @@
           <w:rFonts w:ascii="Calibri" w:hAnsi="Calibri" w:eastAsia="PingFang SC"/>
         </w:rPr>
         <w:t xml:space="preserve"> 是运行前的序数 impact label，不是 agent 输出后的分差。每条 preference node 必须绑定具体 deliverable decision、history evidence span、criticality、acceptable alternatives 和 must-change/must-hold/must-not。LLM 可以按 schema 生成 code/data 候选与 atomic rubric leaves；人类用户提供 ground truth，两名验证者独立确认。分歧无法仲裁时剔除，不以平均掩盖。</w:t>
+      </w:r>
+    </w:p>
+    <w:p>
+      <w:r>
+        <w:rPr>
+          <w:rFonts w:ascii="Calibri" w:hAnsi="Calibri" w:eastAsia="PingFang SC"/>
+        </w:rPr>
+        <w:t xml:space="preserve">v0.63 已把候选实例化为 </w:t>
+      </w:r>
+      <w:r>
+        <w:rPr>
+          <w:rFonts w:ascii="Courier New" w:hAnsi="Courier New" w:eastAsia="PingFang SC"/>
+          <w:color w:val="6A3E00"/>
+          <w:sz w:val="20"/>
+        </w:rPr>
+        <w:t>pilot/askinfer_smoke_v0_63/</w:t>
+      </w:r>
+      <w:r>
+        <w:rPr>
+          <w:rFonts w:ascii="Calibri" w:hAnsi="Calibri" w:eastAsia="PingFang SC"/>
+        </w:rPr>
+        <w:t>：4 个 Code/Data task、8 个 A/B user states、4 套 100 分 rubric 与三域 S0 prompts。该包只用于 interaction/parser/reset 排障；真实 repo/data 未绑定前不是 artifact smoke，双人确认前不是 gold。细 rubric 的 2 分要求代码、测试、计算、阈值、停止规则、行动排序或 matched/swapped diff；只写“考虑了 X”最多 1 分。</w:t>
       </w:r>
     </w:p>
     <w:p>
@@ -1976,7 +1998,7 @@
         <w:color w:val="5B6B7A"/>
         <w:sz w:val="18"/>
       </w:rPr>
-      <w:t xml:space="preserve">2026-9-3   ·   </w:t>
+      <w:t xml:space="preserve">2026-9-4   ·   </w:t>
     </w:r>
     <w:r>
       <w:rPr>
@@ -2009,7 +2031,7 @@
         <w:color w:val="5B6B7A"/>
         <w:sz w:val="18"/>
       </w:rPr>
-      <w:t xml:space="preserve">2026-9-3   ·   </w:t>
+      <w:t xml:space="preserve">2026-9-4   ·   </w:t>
     </w:r>
     <w:r>
       <w:rPr>
@@ -2042,7 +2064,7 @@
         <w:color w:val="5B6B7A"/>
         <w:sz w:val="18"/>
       </w:rPr>
-      <w:t xml:space="preserve">2026-9-3   ·   </w:t>
+      <w:t xml:space="preserve">2026-9-4   ·   </w:t>
     </w:r>
     <w:r>
       <w:rPr>

--- a/html_report/public/AskInfer-Bench_正式Proposal精简版.docx
+++ b/html_report/public/AskInfer-Bench_正式Proposal精简版.docx
@@ -131,7 +131,7 @@
                 <w:color w:val="5B6B7A"/>
                 <w:sz w:val="21"/>
               </w:rPr>
-              <w:t>v0.63 · 正式精简版</w:t>
+              <w:t>v0.64 · 正式精简版</w:t>
             </w:r>
           </w:p>
         </w:tc>
@@ -732,6 +732,14 @@
           <w:rFonts w:ascii="Calibri" w:hAnsi="Calibri" w:eastAsia="PingFang SC"/>
         </w:rPr>
         <w:t>：4 个 Code/Data task、8 个 A/B user states、4 套 100 分 rubric 与三域 S0 prompts。该包只用于 interaction/parser/reset 排障；真实 repo/data 未绑定前不是 artifact smoke，双人确认前不是 gold。细 rubric 的 2 分要求代码、测试、计算、阈值、停止规则、行动排序或 matched/swapped diff；只写“考虑了 X”最多 1 分。</w:t>
+      </w:r>
+    </w:p>
+    <w:p>
+      <w:r>
+        <w:rPr>
+          <w:rFonts w:ascii="Calibri" w:hAnsi="Calibri" w:eastAsia="PingFang SC"/>
+        </w:rPr>
+        <w:t>v0.64 首轮 live S0 中，Codex 三题得到 Research PASS、Code PASS with warning、Data FAIL：失败来自遗漏 decision horizon，说明“问到部分 high-δ”不能替代完整 specification recovery。Claude 三题均在模型接收输入前因企业账户余额不足返回 HTTP 401、token 为 0，只记鉴权基础设施失败，不计 agent 能力分。该结果只用于修 harness 与指标，不形成排行榜结论。</w:t>
       </w:r>
     </w:p>
     <w:p>

--- a/html_report/public/AskInfer-Bench_正式Proposal精简版.docx
+++ b/html_report/public/AskInfer-Bench_正式Proposal精简版.docx
@@ -131,7 +131,7 @@
                 <w:color w:val="5B6B7A"/>
                 <w:sz w:val="21"/>
               </w:rPr>
-              <w:t>v0.64 · 正式精简版</w:t>
+              <w:t>v0.65 · 正式精简版</w:t>
             </w:r>
           </w:p>
         </w:tc>
@@ -189,7 +189,7 @@
                 <w:color w:val="5B6B7A"/>
                 <w:sz w:val="21"/>
               </w:rPr>
-              <w:t>2026 年 9 月 4 日</w:t>
+              <w:t>2026 年 9 月 5 日</w:t>
             </w:r>
           </w:p>
         </w:tc>
@@ -740,6 +740,14 @@
           <w:rFonts w:ascii="Calibri" w:hAnsi="Calibri" w:eastAsia="PingFang SC"/>
         </w:rPr>
         <w:t>v0.64 首轮 live S0 中，Codex 三题得到 Research PASS、Code PASS with warning、Data FAIL：失败来自遗漏 decision horizon，说明“问到部分 high-δ”不能替代完整 specification recovery。Claude 三题均在模型接收输入前因企业账户余额不足返回 HTTP 401、token 为 0，只记鉴权基础设施失败，不计 agent 能力分。该结果只用于修 harness 与指标，不形成排行榜结论。</w:t>
+      </w:r>
+    </w:p>
+    <w:p>
+      <w:r>
+        <w:rPr>
+          <w:rFonts w:ascii="Calibri" w:hAnsi="Calibri" w:eastAsia="PingFang SC"/>
+        </w:rPr>
+        <w:t>v0.65 的单任务 PDR-T30 × User12 × ChatGPT Deep Research pilot 已跑通三条件和原始 PDR 44 条 criteria 的盲化三重复评分：Full=6.703、No-Ask=5.596、Interactive=6.033，InteractiveGain=+0.438，RecoveryRatio=39.53%。Interactive 问了六个 task-relevant 问题，恢复了时间安排、AI/创业方向、长期品牌目标和 ROI 偏好，但未问 founder/company role、技术资历、既有平台/工具、跨境和合规信息。该 n=1 product-UI 结果只验证 signal 与失败链；full 也获准追问，评分 transport 不是官方 API，因此不进入确认性主表。</w:t>
       </w:r>
     </w:p>
     <w:p>
@@ -2006,7 +2014,7 @@
         <w:color w:val="5B6B7A"/>
         <w:sz w:val="18"/>
       </w:rPr>
-      <w:t xml:space="preserve">2026-9-4   ·   </w:t>
+      <w:t xml:space="preserve">2026-9-5   ·   </w:t>
     </w:r>
     <w:r>
       <w:rPr>
@@ -2039,7 +2047,7 @@
         <w:color w:val="5B6B7A"/>
         <w:sz w:val="18"/>
       </w:rPr>
-      <w:t xml:space="preserve">2026-9-4   ·   </w:t>
+      <w:t xml:space="preserve">2026-9-5   ·   </w:t>
     </w:r>
     <w:r>
       <w:rPr>
@@ -2072,7 +2080,7 @@
         <w:color w:val="5B6B7A"/>
         <w:sz w:val="18"/>
       </w:rPr>
-      <w:t xml:space="preserve">2026-9-4   ·   </w:t>
+      <w:t xml:space="preserve">2026-9-5   ·   </w:t>
     </w:r>
     <w:r>
       <w:rPr>

--- a/html_report/public/AskInfer-Bench_正式Proposal精简版.docx
+++ b/html_report/public/AskInfer-Bench_正式Proposal精简版.docx
@@ -131,7 +131,7 @@
                 <w:color w:val="5B6B7A"/>
                 <w:sz w:val="21"/>
               </w:rPr>
-              <w:t>v0.65 · 正式精简版</w:t>
+              <w:t>v0.66 · 正式精简版</w:t>
             </w:r>
           </w:p>
         </w:tc>
@@ -189,7 +189,7 @@
                 <w:color w:val="5B6B7A"/>
                 <w:sz w:val="21"/>
               </w:rPr>
-              <w:t>2026 年 9 月 5 日</w:t>
+              <w:t>2026 年 9 月 6 日</w:t>
             </w:r>
           </w:p>
         </w:tc>
@@ -748,6 +748,14 @@
           <w:rFonts w:ascii="Calibri" w:hAnsi="Calibri" w:eastAsia="PingFang SC"/>
         </w:rPr>
         <w:t>v0.65 的单任务 PDR-T30 × User12 × ChatGPT Deep Research pilot 已跑通三条件和原始 PDR 44 条 criteria 的盲化三重复评分：Full=6.703、No-Ask=5.596、Interactive=6.033，InteractiveGain=+0.438，RecoveryRatio=39.53%。Interactive 问了六个 task-relevant 问题，恢复了时间安排、AI/创业方向、长期品牌目标和 ROI 偏好，但未问 founder/company role、技术资历、既有平台/工具、跨境和合规信息。该 n=1 product-UI 结果只验证 signal 与失败链；full 也获准追问，评分 transport 不是官方 API，因此不进入确认性主表。</w:t>
+      </w:r>
+    </w:p>
+    <w:p>
+      <w:r>
+        <w:rPr>
+          <w:rFonts w:ascii="Calibri" w:hAnsi="Calibri" w:eastAsia="PingFang SC"/>
+        </w:rPr>
+        <w:t>v0.66 的 PDR-T01 × User1 双 agent pilot 固定同一 instruction-only + free-clarification 输入。ChatGPT 用一轮 15 个 atomic slots 覆盖 7/7 个预冻结 critical preference clusters，Gemini 没有提问，asked-cluster Jaccard=0；原始 34 条 PDR criteria 的盲化三重复 P-score 为 7.057 与 6.065，差值 +0.992。最大优势集中在个性化方向验证、fit-based shortlist 和可衡量背景提升，而 Gemini 在通用地区比较表和就业信息上更强。该结果证明 agent system 可以采用不同 clarification policy，但产品组件同时变化，不能把分差单独归因于提问或写成排行榜。</w:t>
       </w:r>
     </w:p>
     <w:p>
@@ -2014,7 +2022,7 @@
         <w:color w:val="5B6B7A"/>
         <w:sz w:val="18"/>
       </w:rPr>
-      <w:t xml:space="preserve">2026-9-5   ·   </w:t>
+      <w:t xml:space="preserve">2026-9-6   ·   </w:t>
     </w:r>
     <w:r>
       <w:rPr>
@@ -2047,7 +2055,7 @@
         <w:color w:val="5B6B7A"/>
         <w:sz w:val="18"/>
       </w:rPr>
-      <w:t xml:space="preserve">2026-9-5   ·   </w:t>
+      <w:t xml:space="preserve">2026-9-6   ·   </w:t>
     </w:r>
     <w:r>
       <w:rPr>
@@ -2080,7 +2088,7 @@
         <w:color w:val="5B6B7A"/>
         <w:sz w:val="18"/>
       </w:rPr>
-      <w:t xml:space="preserve">2026-9-5   ·   </w:t>
+      <w:t xml:space="preserve">2026-9-6   ·   </w:t>
     </w:r>
     <w:r>
       <w:rPr>

--- a/html_report/public/AskInfer-Bench_正式Proposal精简版.docx
+++ b/html_report/public/AskInfer-Bench_正式Proposal精简版.docx
@@ -131,7 +131,7 @@
                 <w:color w:val="5B6B7A"/>
                 <w:sz w:val="21"/>
               </w:rPr>
-              <w:t>v0.66 · 正式精简版</w:t>
+              <w:t>v0.67 · 正式精简版</w:t>
             </w:r>
           </w:p>
         </w:tc>
@@ -756,6 +756,42 @@
           <w:rFonts w:ascii="Calibri" w:hAnsi="Calibri" w:eastAsia="PingFang SC"/>
         </w:rPr>
         <w:t>v0.66 的 PDR-T01 × User1 双 agent pilot 固定同一 instruction-only + free-clarification 输入。ChatGPT 用一轮 15 个 atomic slots 覆盖 7/7 个预冻结 critical preference clusters，Gemini 没有提问，asked-cluster Jaccard=0；原始 34 条 PDR criteria 的盲化三重复 P-score 为 7.057 与 6.065，差值 +0.992。最大优势集中在个性化方向验证、fit-based shortlist 和可衡量背景提升，而 Gemini 在通用地区比较表和就业信息上更强。该结果证明 agent system 可以采用不同 clarification policy，但产品组件同时变化，不能把分差单独归因于提问或写成排行榜。</w:t>
+      </w:r>
+    </w:p>
+    <w:p>
+      <w:r>
+        <w:rPr>
+          <w:rFonts w:ascii="Calibri" w:hAnsi="Calibri" w:eastAsia="PingFang SC"/>
+        </w:rPr>
+        <w:t xml:space="preserve">v0.67 将 PDR-T30 的 44 条 criteria 映射为 22 个 atomic preference units，并编码 </w:t>
+      </w:r>
+      <w:r>
+        <w:rPr>
+          <w:rFonts w:ascii="Courier New" w:hAnsi="Courier New" w:eastAsia="PingFang SC"/>
+          <w:color w:val="6A3E00"/>
+          <w:sz w:val="20"/>
+        </w:rPr>
+        <w:t>known/asked/resolved/reflected</w:t>
+      </w:r>
+      <w:r>
+        <w:rPr>
+          <w:rFonts w:ascii="Calibri" w:hAnsi="Calibri" w:eastAsia="PingFang SC"/>
+        </w:rPr>
+        <w:t xml:space="preserve">。Interactive 六问覆盖 11/22，严格完成全链 5/22；Full 首轮前已知 14/22。Full 五问全部针对 persona 未说明的 residual values，故 0/5 redundant、5/5 reasonable verification；没有新增 resolved unit 是 persona under-specification，不是 over-asking。该单-coder 诊断尚需独立复标，rubric-influence </w:t>
+      </w:r>
+      <w:r>
+        <w:rPr>
+          <w:rFonts w:ascii="Courier New" w:hAnsi="Courier New" w:eastAsia="PingFang SC"/>
+          <w:color w:val="6A3E00"/>
+          <w:sz w:val="20"/>
+        </w:rPr>
+        <w:t>δ</w:t>
+      </w:r>
+      <w:r>
+        <w:rPr>
+          <w:rFonts w:ascii="Calibri" w:hAnsi="Calibri" w:eastAsia="PingFang SC"/>
+        </w:rPr>
+        <w:t xml:space="preserve"> 不作因果解释。</w:t>
       </w:r>
     </w:p>
     <w:p>

--- a/html_report/public/AskInfer-Bench_正式Proposal精简版.docx
+++ b/html_report/public/AskInfer-Bench_正式Proposal精简版.docx
@@ -131,7 +131,7 @@
                 <w:color w:val="5B6B7A"/>
                 <w:sz w:val="21"/>
               </w:rPr>
-              <w:t>v0.67 · 正式精简版</w:t>
+              <w:t>v0.68 · 正式精简版</w:t>
             </w:r>
           </w:p>
         </w:tc>
@@ -189,7 +189,7 @@
                 <w:color w:val="5B6B7A"/>
                 <w:sz w:val="21"/>
               </w:rPr>
-              <w:t>2026 年 9 月 6 日</w:t>
+              <w:t>2026 年 9 月 8 日</w:t>
             </w:r>
           </w:p>
         </w:tc>
@@ -792,6 +792,14 @@
           <w:rFonts w:ascii="Calibri" w:hAnsi="Calibri" w:eastAsia="PingFang SC"/>
         </w:rPr>
         <w:t xml:space="preserve"> 不作因果解释。</w:t>
+      </w:r>
+    </w:p>
+    <w:p>
+      <w:r>
+        <w:rPr>
+          <w:rFonts w:ascii="Calibri" w:hAnsi="Calibri" w:eastAsia="PingFang SC"/>
+        </w:rPr>
+        <w:t>v0.68 的 PDR-T35 × User8 “Ask What Matters” pilot 在运行前冻结 8 个 preference units（3 high、3 medium、2 low，权重 17），让 ChatGPT research-capable 配置和 Gemini Deep Research 接收完全相同的 instruction-only + free-clarification 输入。两边均为 0 个 task-specific question，各档 recall 与 weighted coverage 全为 0；37 条原 criteria 的盲化三重复均值为 5.5383 与 5.7033。分差不能归因于 clarification，因为两边都没有 acquisition。该结果只识别 permission-only zero-ask floor，下一步先做小规模 repeats 与产品提问表面复验，不直接扩 30 题。</w:t>
       </w:r>
     </w:p>
     <w:p>
@@ -2058,7 +2066,7 @@
         <w:color w:val="5B6B7A"/>
         <w:sz w:val="18"/>
       </w:rPr>
-      <w:t xml:space="preserve">2026-9-6   ·   </w:t>
+      <w:t xml:space="preserve">2026-9-8   ·   </w:t>
     </w:r>
     <w:r>
       <w:rPr>
@@ -2091,7 +2099,7 @@
         <w:color w:val="5B6B7A"/>
         <w:sz w:val="18"/>
       </w:rPr>
-      <w:t xml:space="preserve">2026-9-6   ·   </w:t>
+      <w:t xml:space="preserve">2026-9-8   ·   </w:t>
     </w:r>
     <w:r>
       <w:rPr>
@@ -2124,7 +2132,7 @@
         <w:color w:val="5B6B7A"/>
         <w:sz w:val="18"/>
       </w:rPr>
-      <w:t xml:space="preserve">2026-9-6   ·   </w:t>
+      <w:t xml:space="preserve">2026-9-8   ·   </w:t>
     </w:r>
     <w:r>
       <w:rPr>
